--- a/sdd/Chapter_16_Operations_Maintenance_and_Support_SDD.docx
+++ b/sdd/Chapter_16_Operations_Maintenance_and_Support_SDD.docx
@@ -107,6 +107,20 @@
     <w:p>
       <w:r>
         <w:t>Daily backups, PITR, restore drills, documented runbooks.</w:t>
+      </w:r>
+    </w:p>
+    <w:p>
+      <w:pPr>
+        <w:pStyle w:val="Heading3"/>
+      </w:pPr>
+      <w:r>
+        <w:t>16.7.1 Interim Implementation Note — Free-Tier Phase (2026-09-24)</w:t>
+      </w:r>
+    </w:p>
+    <w:p>
+      <w:pPr/>
+      <w:r>
+        <w:t>See Chapter 12 §12.7.1 for the full interim exception, risk statement, and scale-up commitment governing this requirement during the current pre-scale phase. In brief: daily backups and PITR are not currently enabled (Supabase Free tier); documented runbooks currently cover schema/logical-backup recovery only, not managed point-in-time recovery, until the project scales to a billed Pro + PITR subscription per the approved trigger.</w:t>
       </w:r>
     </w:p>
     <w:p>
